--- a/worksheets/NW_L14_RevisionHQ2_Worksheet.docx
+++ b/worksheets/NW_L14_RevisionHQ2_Worksheet.docx
@@ -5061,7 +5061,17 @@
                 <w:sz w:val="21"/>
                 <w:szCs w:val="21"/>
               </w:rPr>
-              <w:t xml:space="preserve">a)  Explain one advantage of using IPv6 instead of IPv4.  </w:t>
+              <w:t xml:space="preserve">a)  </w:t>
+            </w:r>
+            <w:r>
+              <w:rPr>
+                <w:rFonts w:ascii="Arial" w:cs="Arial" w:eastAsia="Arial" w:hAnsi="Arial"/>
+                <w:b/>
+                <w:bCs/>
+                <w:sz w:val="21"/>
+                <w:szCs w:val="21"/>
+              </w:rPr>
+              <w:t xml:space="preserve">Explain one advantage of using IPv6 instead of IPv4.  </w:t>
             </w:r>
             <w:r>
               <w:rPr>
@@ -5176,7 +5186,17 @@
                 <w:sz w:val="21"/>
                 <w:szCs w:val="21"/>
               </w:rPr>
-              <w:t xml:space="preserve">b)  Describe how public and private keys are used.  </w:t>
+              <w:t xml:space="preserve">b)  </w:t>
+            </w:r>
+            <w:r>
+              <w:rPr>
+                <w:rFonts w:ascii="Arial" w:cs="Arial" w:eastAsia="Arial" w:hAnsi="Arial"/>
+                <w:b/>
+                <w:bCs/>
+                <w:sz w:val="21"/>
+                <w:szCs w:val="21"/>
+              </w:rPr>
+              <w:t xml:space="preserve">Describe how public and private keys are used.  </w:t>
             </w:r>
             <w:r>
               <w:rPr>

--- a/worksheets/NW_L14_RevisionHQ2_Worksheet.docx
+++ b/worksheets/NW_L14_RevisionHQ2_Worksheet.docx
@@ -3736,7 +3736,7 @@
                 <w:sz w:val="32"/>
                 <w:szCs w:val="32"/>
               </w:rPr>
-              <w:t xml:space="preserve">______ / 24</w:t>
+              <w:t xml:space="preserve">______ / 30</w:t>
             </w:r>
           </w:p>
         </w:tc>
@@ -4746,7 +4746,7 @@
                       <w:sz w:val="21"/>
                       <w:szCs w:val="21"/>
                     </w:rPr>
-                    <w:t xml:space="preserve">    / 3</w:t>
+                    <w:t xml:space="preserve">    / 9</w:t>
                   </w:r>
                 </w:p>
               </w:tc>

--- a/worksheets/NW_L14_RevisionHQ2_Worksheet.docx
+++ b/worksheets/NW_L14_RevisionHQ2_Worksheet.docx
@@ -661,6 +661,605 @@
         <w:spacing w:after="120" w:before="0"/>
       </w:pPr>
     </w:p>
+    <w:tbl>
+      <w:tblPr>
+        <w:tblW w:type="dxa" w:w="10466"/>
+        <w:tblBorders>
+          <w:top w:val="single" w:color="auto" w:sz="4"/>
+          <w:left w:val="single" w:color="auto" w:sz="4"/>
+          <w:bottom w:val="single" w:color="auto" w:sz="4"/>
+          <w:right w:val="single" w:color="auto" w:sz="4"/>
+          <w:insideH w:val="single" w:color="auto" w:sz="4"/>
+          <w:insideV w:val="single" w:color="auto" w:sz="4"/>
+        </w:tblBorders>
+      </w:tblPr>
+      <w:tblGrid>
+        <w:gridCol w:w="10466"/>
+      </w:tblGrid>
+      <w:tr>
+        <w:tc>
+          <w:tcPr>
+            <w:tcW w:type="dxa" w:w="10466"/>
+            <w:tcBorders>
+              <w:top w:val="single" w:color="C9D2DE" w:sz="4"/>
+              <w:left w:val="single" w:color="2FAE72" w:sz="36"/>
+              <w:bottom w:val="single" w:color="C9D2DE" w:sz="4"/>
+              <w:right w:val="single" w:color="C9D2DE" w:sz="4"/>
+            </w:tcBorders>
+            <w:tcMar>
+              <w:top w:type="dxa" w:w="100"/>
+              <w:left w:type="dxa" w:w="200"/>
+              <w:bottom w:type="dxa" w:w="140"/>
+              <w:right w:type="dxa" w:w="200"/>
+            </w:tcMar>
+          </w:tcPr>
+          <w:p>
+            <w:pPr>
+              <w:keepNext/>
+              <w:spacing w:after="60" w:before="0"/>
+            </w:pPr>
+            <w:r>
+              <w:rPr>
+                <w:rFonts w:ascii="Arial" w:cs="Arial" w:eastAsia="Arial" w:hAnsi="Arial"/>
+                <w:b/>
+                <w:bCs/>
+                <w:color w:val="2FAE72"/>
+                <w:sz w:val="26"/>
+                <w:szCs w:val="26"/>
+              </w:rPr>
+              <w:t xml:space="preserve"/>
+            </w:r>
+            <w:r>
+              <w:rPr>
+                <w:rFonts w:ascii="Arial" w:cs="Arial" w:eastAsia="Arial" w:hAnsi="Arial"/>
+                <w:b/>
+                <w:bCs/>
+                <w:color w:val="2FAE72"/>
+                <w:sz w:val="26"/>
+                <w:szCs w:val="26"/>
+              </w:rPr>
+              <w:t xml:space="preserve">Key terminology</w:t>
+            </w:r>
+          </w:p>
+          <w:p>
+            <w:pPr>
+              <w:keepNext/>
+              <w:spacing w:after="60" w:before="100"/>
+            </w:pPr>
+            <w:r>
+              <w:rPr>
+                <w:rFonts w:ascii="Arial" w:cs="Arial" w:eastAsia="Arial" w:hAnsi="Arial"/>
+                <w:b/>
+                <w:bCs/>
+                <w:color w:val="1C2C4A"/>
+                <w:sz w:val="21"/>
+                <w:szCs w:val="21"/>
+              </w:rPr>
+              <w:t xml:space="preserve">Ethernet</w:t>
+            </w:r>
+          </w:p>
+          <w:tbl>
+            <w:tblPr>
+              <w:tblW w:type="dxa" w:w="10026"/>
+              <w:tblBorders>
+                <w:top w:val="single" w:color="auto" w:sz="4"/>
+                <w:left w:val="single" w:color="auto" w:sz="4"/>
+                <w:bottom w:val="single" w:color="auto" w:sz="4"/>
+                <w:right w:val="single" w:color="auto" w:sz="4"/>
+                <w:insideH w:val="single" w:color="auto" w:sz="4"/>
+                <w:insideV w:val="single" w:color="auto" w:sz="4"/>
+              </w:tblBorders>
+            </w:tblPr>
+            <w:tblGrid>
+              <w:gridCol w:w="10026"/>
+            </w:tblGrid>
+            <w:tr>
+              <w:trPr>
+                <w:cantSplit/>
+                <w:trHeight w:val="460" w:hRule="exact"/>
+              </w:trPr>
+              <w:tc>
+                <w:tcPr>
+                  <w:tcW w:type="dxa" w:w="10026"/>
+                  <w:tcBorders>
+                    <w:top w:val="none" w:color="FFFFFF" w:sz="0"/>
+                    <w:left w:val="none" w:color="FFFFFF" w:sz="0"/>
+                    <w:bottom w:val="dotted" w:color="9AA8BC" w:sz="6"/>
+                    <w:right w:val="none" w:color="FFFFFF" w:sz="0"/>
+                  </w:tcBorders>
+                  <w:tcMar>
+                    <w:left w:type="dxa" w:w="0"/>
+                    <w:bottom w:type="dxa" w:w="20"/>
+                    <w:right w:type="dxa" w:w="0"/>
+                  </w:tcMar>
+                  <w:vAlign w:val="bottom"/>
+                </w:tcPr>
+                <w:p>
+                  <w:pPr>
+                    <w:spacing w:after="0" w:before="0"/>
+                  </w:pPr>
+                  <w:r>
+                    <w:rPr>
+                      <w:rFonts w:ascii="Arial" w:cs="Arial" w:eastAsia="Arial" w:hAnsi="Arial"/>
+                      <w:color w:val="5A6B85"/>
+                      <w:sz w:val="21"/>
+                      <w:szCs w:val="21"/>
+                    </w:rPr>
+                    <w:t xml:space="preserve"/>
+                  </w:r>
+                </w:p>
+              </w:tc>
+            </w:tr>
+            <w:tr>
+              <w:trPr>
+                <w:cantSplit/>
+                <w:trHeight w:val="460" w:hRule="exact"/>
+              </w:trPr>
+              <w:tc>
+                <w:tcPr>
+                  <w:tcW w:type="dxa" w:w="10026"/>
+                  <w:tcBorders>
+                    <w:top w:val="none" w:color="FFFFFF" w:sz="0"/>
+                    <w:left w:val="none" w:color="FFFFFF" w:sz="0"/>
+                    <w:bottom w:val="dotted" w:color="9AA8BC" w:sz="6"/>
+                    <w:right w:val="none" w:color="FFFFFF" w:sz="0"/>
+                  </w:tcBorders>
+                  <w:tcMar>
+                    <w:left w:type="dxa" w:w="0"/>
+                    <w:bottom w:type="dxa" w:w="20"/>
+                    <w:right w:type="dxa" w:w="0"/>
+                  </w:tcMar>
+                  <w:vAlign w:val="bottom"/>
+                </w:tcPr>
+                <w:p>
+                  <w:pPr>
+                    <w:spacing w:after="0" w:before="0"/>
+                  </w:pPr>
+                  <w:r>
+                    <w:rPr>
+                      <w:rFonts w:ascii="Arial" w:cs="Arial" w:eastAsia="Arial" w:hAnsi="Arial"/>
+                      <w:color w:val="5A6B85"/>
+                      <w:sz w:val="21"/>
+                      <w:szCs w:val="21"/>
+                    </w:rPr>
+                    <w:t xml:space="preserve"/>
+                  </w:r>
+                </w:p>
+              </w:tc>
+            </w:tr>
+          </w:tbl>
+          <w:p>
+            <w:pPr>
+              <w:keepNext/>
+              <w:spacing w:after="60" w:before="100"/>
+            </w:pPr>
+            <w:r>
+              <w:rPr>
+                <w:rFonts w:ascii="Arial" w:cs="Arial" w:eastAsia="Arial" w:hAnsi="Arial"/>
+                <w:b/>
+                <w:bCs/>
+                <w:color w:val="1C2C4A"/>
+                <w:sz w:val="21"/>
+                <w:szCs w:val="21"/>
+              </w:rPr>
+              <w:t xml:space="preserve">Encryption</w:t>
+            </w:r>
+          </w:p>
+          <w:tbl>
+            <w:tblPr>
+              <w:tblW w:type="dxa" w:w="10026"/>
+              <w:tblBorders>
+                <w:top w:val="single" w:color="auto" w:sz="4"/>
+                <w:left w:val="single" w:color="auto" w:sz="4"/>
+                <w:bottom w:val="single" w:color="auto" w:sz="4"/>
+                <w:right w:val="single" w:color="auto" w:sz="4"/>
+                <w:insideH w:val="single" w:color="auto" w:sz="4"/>
+                <w:insideV w:val="single" w:color="auto" w:sz="4"/>
+              </w:tblBorders>
+            </w:tblPr>
+            <w:tblGrid>
+              <w:gridCol w:w="10026"/>
+            </w:tblGrid>
+            <w:tr>
+              <w:trPr>
+                <w:cantSplit/>
+                <w:trHeight w:val="460" w:hRule="exact"/>
+              </w:trPr>
+              <w:tc>
+                <w:tcPr>
+                  <w:tcW w:type="dxa" w:w="10026"/>
+                  <w:tcBorders>
+                    <w:top w:val="none" w:color="FFFFFF" w:sz="0"/>
+                    <w:left w:val="none" w:color="FFFFFF" w:sz="0"/>
+                    <w:bottom w:val="dotted" w:color="9AA8BC" w:sz="6"/>
+                    <w:right w:val="none" w:color="FFFFFF" w:sz="0"/>
+                  </w:tcBorders>
+                  <w:tcMar>
+                    <w:left w:type="dxa" w:w="0"/>
+                    <w:bottom w:type="dxa" w:w="20"/>
+                    <w:right w:type="dxa" w:w="0"/>
+                  </w:tcMar>
+                  <w:vAlign w:val="bottom"/>
+                </w:tcPr>
+                <w:p>
+                  <w:pPr>
+                    <w:spacing w:after="0" w:before="0"/>
+                  </w:pPr>
+                  <w:r>
+                    <w:rPr>
+                      <w:rFonts w:ascii="Arial" w:cs="Arial" w:eastAsia="Arial" w:hAnsi="Arial"/>
+                      <w:color w:val="5A6B85"/>
+                      <w:sz w:val="21"/>
+                      <w:szCs w:val="21"/>
+                    </w:rPr>
+                    <w:t xml:space="preserve"/>
+                  </w:r>
+                </w:p>
+              </w:tc>
+            </w:tr>
+            <w:tr>
+              <w:trPr>
+                <w:cantSplit/>
+                <w:trHeight w:val="460" w:hRule="exact"/>
+              </w:trPr>
+              <w:tc>
+                <w:tcPr>
+                  <w:tcW w:type="dxa" w:w="10026"/>
+                  <w:tcBorders>
+                    <w:top w:val="none" w:color="FFFFFF" w:sz="0"/>
+                    <w:left w:val="none" w:color="FFFFFF" w:sz="0"/>
+                    <w:bottom w:val="dotted" w:color="9AA8BC" w:sz="6"/>
+                    <w:right w:val="none" w:color="FFFFFF" w:sz="0"/>
+                  </w:tcBorders>
+                  <w:tcMar>
+                    <w:left w:type="dxa" w:w="0"/>
+                    <w:bottom w:type="dxa" w:w="20"/>
+                    <w:right w:type="dxa" w:w="0"/>
+                  </w:tcMar>
+                  <w:vAlign w:val="bottom"/>
+                </w:tcPr>
+                <w:p>
+                  <w:pPr>
+                    <w:spacing w:after="0" w:before="0"/>
+                  </w:pPr>
+                  <w:r>
+                    <w:rPr>
+                      <w:rFonts w:ascii="Arial" w:cs="Arial" w:eastAsia="Arial" w:hAnsi="Arial"/>
+                      <w:color w:val="5A6B85"/>
+                      <w:sz w:val="21"/>
+                      <w:szCs w:val="21"/>
+                    </w:rPr>
+                    <w:t xml:space="preserve"/>
+                  </w:r>
+                </w:p>
+              </w:tc>
+            </w:tr>
+          </w:tbl>
+          <w:p>
+            <w:pPr>
+              <w:keepNext/>
+              <w:spacing w:after="60" w:before="100"/>
+            </w:pPr>
+            <w:r>
+              <w:rPr>
+                <w:rFonts w:ascii="Arial" w:cs="Arial" w:eastAsia="Arial" w:hAnsi="Arial"/>
+                <w:b/>
+                <w:bCs/>
+                <w:color w:val="1C2C4A"/>
+                <w:sz w:val="21"/>
+                <w:szCs w:val="21"/>
+              </w:rPr>
+              <w:t xml:space="preserve">IP address</w:t>
+            </w:r>
+          </w:p>
+          <w:tbl>
+            <w:tblPr>
+              <w:tblW w:type="dxa" w:w="10026"/>
+              <w:tblBorders>
+                <w:top w:val="single" w:color="auto" w:sz="4"/>
+                <w:left w:val="single" w:color="auto" w:sz="4"/>
+                <w:bottom w:val="single" w:color="auto" w:sz="4"/>
+                <w:right w:val="single" w:color="auto" w:sz="4"/>
+                <w:insideH w:val="single" w:color="auto" w:sz="4"/>
+                <w:insideV w:val="single" w:color="auto" w:sz="4"/>
+              </w:tblBorders>
+            </w:tblPr>
+            <w:tblGrid>
+              <w:gridCol w:w="10026"/>
+            </w:tblGrid>
+            <w:tr>
+              <w:trPr>
+                <w:cantSplit/>
+                <w:trHeight w:val="460" w:hRule="exact"/>
+              </w:trPr>
+              <w:tc>
+                <w:tcPr>
+                  <w:tcW w:type="dxa" w:w="10026"/>
+                  <w:tcBorders>
+                    <w:top w:val="none" w:color="FFFFFF" w:sz="0"/>
+                    <w:left w:val="none" w:color="FFFFFF" w:sz="0"/>
+                    <w:bottom w:val="dotted" w:color="9AA8BC" w:sz="6"/>
+                    <w:right w:val="none" w:color="FFFFFF" w:sz="0"/>
+                  </w:tcBorders>
+                  <w:tcMar>
+                    <w:left w:type="dxa" w:w="0"/>
+                    <w:bottom w:type="dxa" w:w="20"/>
+                    <w:right w:type="dxa" w:w="0"/>
+                  </w:tcMar>
+                  <w:vAlign w:val="bottom"/>
+                </w:tcPr>
+                <w:p>
+                  <w:pPr>
+                    <w:spacing w:after="0" w:before="0"/>
+                  </w:pPr>
+                  <w:r>
+                    <w:rPr>
+                      <w:rFonts w:ascii="Arial" w:cs="Arial" w:eastAsia="Arial" w:hAnsi="Arial"/>
+                      <w:color w:val="5A6B85"/>
+                      <w:sz w:val="21"/>
+                      <w:szCs w:val="21"/>
+                    </w:rPr>
+                    <w:t xml:space="preserve"/>
+                  </w:r>
+                </w:p>
+              </w:tc>
+            </w:tr>
+            <w:tr>
+              <w:trPr>
+                <w:cantSplit/>
+                <w:trHeight w:val="460" w:hRule="exact"/>
+              </w:trPr>
+              <w:tc>
+                <w:tcPr>
+                  <w:tcW w:type="dxa" w:w="10026"/>
+                  <w:tcBorders>
+                    <w:top w:val="none" w:color="FFFFFF" w:sz="0"/>
+                    <w:left w:val="none" w:color="FFFFFF" w:sz="0"/>
+                    <w:bottom w:val="dotted" w:color="9AA8BC" w:sz="6"/>
+                    <w:right w:val="none" w:color="FFFFFF" w:sz="0"/>
+                  </w:tcBorders>
+                  <w:tcMar>
+                    <w:left w:type="dxa" w:w="0"/>
+                    <w:bottom w:type="dxa" w:w="20"/>
+                    <w:right w:type="dxa" w:w="0"/>
+                  </w:tcMar>
+                  <w:vAlign w:val="bottom"/>
+                </w:tcPr>
+                <w:p>
+                  <w:pPr>
+                    <w:spacing w:after="0" w:before="0"/>
+                  </w:pPr>
+                  <w:r>
+                    <w:rPr>
+                      <w:rFonts w:ascii="Arial" w:cs="Arial" w:eastAsia="Arial" w:hAnsi="Arial"/>
+                      <w:color w:val="5A6B85"/>
+                      <w:sz w:val="21"/>
+                      <w:szCs w:val="21"/>
+                    </w:rPr>
+                    <w:t xml:space="preserve"/>
+                  </w:r>
+                </w:p>
+              </w:tc>
+            </w:tr>
+          </w:tbl>
+          <w:p>
+            <w:pPr>
+              <w:keepNext/>
+              <w:spacing w:after="60" w:before="100"/>
+            </w:pPr>
+            <w:r>
+              <w:rPr>
+                <w:rFonts w:ascii="Arial" w:cs="Arial" w:eastAsia="Arial" w:hAnsi="Arial"/>
+                <w:b/>
+                <w:bCs/>
+                <w:color w:val="1C2C4A"/>
+                <w:sz w:val="21"/>
+                <w:szCs w:val="21"/>
+              </w:rPr>
+              <w:t xml:space="preserve">Protocol</w:t>
+            </w:r>
+          </w:p>
+          <w:tbl>
+            <w:tblPr>
+              <w:tblW w:type="dxa" w:w="10026"/>
+              <w:tblBorders>
+                <w:top w:val="single" w:color="auto" w:sz="4"/>
+                <w:left w:val="single" w:color="auto" w:sz="4"/>
+                <w:bottom w:val="single" w:color="auto" w:sz="4"/>
+                <w:right w:val="single" w:color="auto" w:sz="4"/>
+                <w:insideH w:val="single" w:color="auto" w:sz="4"/>
+                <w:insideV w:val="single" w:color="auto" w:sz="4"/>
+              </w:tblBorders>
+            </w:tblPr>
+            <w:tblGrid>
+              <w:gridCol w:w="10026"/>
+            </w:tblGrid>
+            <w:tr>
+              <w:trPr>
+                <w:cantSplit/>
+                <w:trHeight w:val="460" w:hRule="exact"/>
+              </w:trPr>
+              <w:tc>
+                <w:tcPr>
+                  <w:tcW w:type="dxa" w:w="10026"/>
+                  <w:tcBorders>
+                    <w:top w:val="none" w:color="FFFFFF" w:sz="0"/>
+                    <w:left w:val="none" w:color="FFFFFF" w:sz="0"/>
+                    <w:bottom w:val="dotted" w:color="9AA8BC" w:sz="6"/>
+                    <w:right w:val="none" w:color="FFFFFF" w:sz="0"/>
+                  </w:tcBorders>
+                  <w:tcMar>
+                    <w:left w:type="dxa" w:w="0"/>
+                    <w:bottom w:type="dxa" w:w="20"/>
+                    <w:right w:type="dxa" w:w="0"/>
+                  </w:tcMar>
+                  <w:vAlign w:val="bottom"/>
+                </w:tcPr>
+                <w:p>
+                  <w:pPr>
+                    <w:spacing w:after="0" w:before="0"/>
+                  </w:pPr>
+                  <w:r>
+                    <w:rPr>
+                      <w:rFonts w:ascii="Arial" w:cs="Arial" w:eastAsia="Arial" w:hAnsi="Arial"/>
+                      <w:color w:val="5A6B85"/>
+                      <w:sz w:val="21"/>
+                      <w:szCs w:val="21"/>
+                    </w:rPr>
+                    <w:t xml:space="preserve"/>
+                  </w:r>
+                </w:p>
+              </w:tc>
+            </w:tr>
+            <w:tr>
+              <w:trPr>
+                <w:cantSplit/>
+                <w:trHeight w:val="460" w:hRule="exact"/>
+              </w:trPr>
+              <w:tc>
+                <w:tcPr>
+                  <w:tcW w:type="dxa" w:w="10026"/>
+                  <w:tcBorders>
+                    <w:top w:val="none" w:color="FFFFFF" w:sz="0"/>
+                    <w:left w:val="none" w:color="FFFFFF" w:sz="0"/>
+                    <w:bottom w:val="dotted" w:color="9AA8BC" w:sz="6"/>
+                    <w:right w:val="none" w:color="FFFFFF" w:sz="0"/>
+                  </w:tcBorders>
+                  <w:tcMar>
+                    <w:left w:type="dxa" w:w="0"/>
+                    <w:bottom w:type="dxa" w:w="20"/>
+                    <w:right w:type="dxa" w:w="0"/>
+                  </w:tcMar>
+                  <w:vAlign w:val="bottom"/>
+                </w:tcPr>
+                <w:p>
+                  <w:pPr>
+                    <w:spacing w:after="0" w:before="0"/>
+                  </w:pPr>
+                  <w:r>
+                    <w:rPr>
+                      <w:rFonts w:ascii="Arial" w:cs="Arial" w:eastAsia="Arial" w:hAnsi="Arial"/>
+                      <w:color w:val="5A6B85"/>
+                      <w:sz w:val="21"/>
+                      <w:szCs w:val="21"/>
+                    </w:rPr>
+                    <w:t xml:space="preserve"/>
+                  </w:r>
+                </w:p>
+              </w:tc>
+            </w:tr>
+          </w:tbl>
+          <w:p>
+            <w:pPr>
+              <w:keepNext/>
+              <w:spacing w:after="60" w:before="100"/>
+            </w:pPr>
+            <w:r>
+              <w:rPr>
+                <w:rFonts w:ascii="Arial" w:cs="Arial" w:eastAsia="Arial" w:hAnsi="Arial"/>
+                <w:b/>
+                <w:bCs/>
+                <w:color w:val="1C2C4A"/>
+                <w:sz w:val="21"/>
+                <w:szCs w:val="21"/>
+              </w:rPr>
+              <w:t xml:space="preserve">Layer</w:t>
+            </w:r>
+          </w:p>
+          <w:tbl>
+            <w:tblPr>
+              <w:tblW w:type="dxa" w:w="10026"/>
+              <w:tblBorders>
+                <w:top w:val="single" w:color="auto" w:sz="4"/>
+                <w:left w:val="single" w:color="auto" w:sz="4"/>
+                <w:bottom w:val="single" w:color="auto" w:sz="4"/>
+                <w:right w:val="single" w:color="auto" w:sz="4"/>
+                <w:insideH w:val="single" w:color="auto" w:sz="4"/>
+                <w:insideV w:val="single" w:color="auto" w:sz="4"/>
+              </w:tblBorders>
+            </w:tblPr>
+            <w:tblGrid>
+              <w:gridCol w:w="10026"/>
+            </w:tblGrid>
+            <w:tr>
+              <w:trPr>
+                <w:cantSplit/>
+                <w:trHeight w:val="460" w:hRule="exact"/>
+              </w:trPr>
+              <w:tc>
+                <w:tcPr>
+                  <w:tcW w:type="dxa" w:w="10026"/>
+                  <w:tcBorders>
+                    <w:top w:val="none" w:color="FFFFFF" w:sz="0"/>
+                    <w:left w:val="none" w:color="FFFFFF" w:sz="0"/>
+                    <w:bottom w:val="dotted" w:color="9AA8BC" w:sz="6"/>
+                    <w:right w:val="none" w:color="FFFFFF" w:sz="0"/>
+                  </w:tcBorders>
+                  <w:tcMar>
+                    <w:left w:type="dxa" w:w="0"/>
+                    <w:bottom w:type="dxa" w:w="20"/>
+                    <w:right w:type="dxa" w:w="0"/>
+                  </w:tcMar>
+                  <w:vAlign w:val="bottom"/>
+                </w:tcPr>
+                <w:p>
+                  <w:pPr>
+                    <w:spacing w:after="0" w:before="0"/>
+                  </w:pPr>
+                  <w:r>
+                    <w:rPr>
+                      <w:rFonts w:ascii="Arial" w:cs="Arial" w:eastAsia="Arial" w:hAnsi="Arial"/>
+                      <w:color w:val="5A6B85"/>
+                      <w:sz w:val="21"/>
+                      <w:szCs w:val="21"/>
+                    </w:rPr>
+                    <w:t xml:space="preserve"/>
+                  </w:r>
+                </w:p>
+              </w:tc>
+            </w:tr>
+            <w:tr>
+              <w:trPr>
+                <w:cantSplit/>
+                <w:trHeight w:val="460" w:hRule="exact"/>
+              </w:trPr>
+              <w:tc>
+                <w:tcPr>
+                  <w:tcW w:type="dxa" w:w="10026"/>
+                  <w:tcBorders>
+                    <w:top w:val="none" w:color="FFFFFF" w:sz="0"/>
+                    <w:left w:val="none" w:color="FFFFFF" w:sz="0"/>
+                    <w:bottom w:val="dotted" w:color="9AA8BC" w:sz="6"/>
+                    <w:right w:val="none" w:color="FFFFFF" w:sz="0"/>
+                  </w:tcBorders>
+                  <w:tcMar>
+                    <w:left w:type="dxa" w:w="0"/>
+                    <w:bottom w:type="dxa" w:w="20"/>
+                    <w:right w:type="dxa" w:w="0"/>
+                  </w:tcMar>
+                  <w:vAlign w:val="bottom"/>
+                </w:tcPr>
+                <w:p>
+                  <w:pPr>
+                    <w:spacing w:after="0" w:before="0"/>
+                  </w:pPr>
+                  <w:r>
+                    <w:rPr>
+                      <w:rFonts w:ascii="Arial" w:cs="Arial" w:eastAsia="Arial" w:hAnsi="Arial"/>
+                      <w:color w:val="5A6B85"/>
+                      <w:sz w:val="21"/>
+                      <w:szCs w:val="21"/>
+                    </w:rPr>
+                    <w:t xml:space="preserve"/>
+                  </w:r>
+                </w:p>
+              </w:tc>
+            </w:tr>
+          </w:tbl>
+          <w:p/>
+        </w:tc>
+      </w:tr>
+    </w:tbl>
     <w:p>
       <w:r>
         <w:br w:type="page"/>
@@ -4953,6 +5552,218 @@
                       <w:rFonts w:ascii="Arial" w:cs="Arial" w:eastAsia="Arial" w:hAnsi="Arial"/>
                       <w:b w:val="false"/>
                       <w:bCs w:val="false"/>
+                      <w:sz w:val="21"/>
+                      <w:szCs w:val="21"/>
+                    </w:rPr>
+                    <w:t xml:space="preserve"/>
+                  </w:r>
+                </w:p>
+              </w:tc>
+            </w:tr>
+          </w:tbl>
+          <w:p/>
+        </w:tc>
+      </w:tr>
+    </w:tbl>
+    <w:p>
+      <w:pPr>
+        <w:spacing w:after="120" w:before="0"/>
+      </w:pPr>
+    </w:p>
+    <w:tbl>
+      <w:tblPr>
+        <w:tblW w:type="dxa" w:w="10466"/>
+        <w:tblBorders>
+          <w:top w:val="single" w:color="auto" w:sz="4"/>
+          <w:left w:val="single" w:color="auto" w:sz="4"/>
+          <w:bottom w:val="single" w:color="auto" w:sz="4"/>
+          <w:right w:val="single" w:color="auto" w:sz="4"/>
+          <w:insideH w:val="single" w:color="auto" w:sz="4"/>
+          <w:insideV w:val="single" w:color="auto" w:sz="4"/>
+        </w:tblBorders>
+      </w:tblPr>
+      <w:tblGrid>
+        <w:gridCol w:w="10466"/>
+      </w:tblGrid>
+      <w:tr>
+        <w:tc>
+          <w:tcPr>
+            <w:tcW w:type="dxa" w:w="10466"/>
+            <w:tcBorders>
+              <w:top w:val="single" w:color="C9D2DE" w:sz="4"/>
+              <w:left w:val="single" w:color="1C2C4A" w:sz="36"/>
+              <w:bottom w:val="single" w:color="C9D2DE" w:sz="4"/>
+              <w:right w:val="single" w:color="C9D2DE" w:sz="4"/>
+            </w:tcBorders>
+            <w:tcMar>
+              <w:top w:type="dxa" w:w="100"/>
+              <w:left w:type="dxa" w:w="200"/>
+              <w:bottom w:type="dxa" w:w="140"/>
+              <w:right w:type="dxa" w:w="200"/>
+            </w:tcMar>
+          </w:tcPr>
+          <w:p>
+            <w:pPr>
+              <w:keepNext/>
+              <w:spacing w:after="60" w:before="0"/>
+            </w:pPr>
+            <w:r>
+              <w:rPr>
+                <w:rFonts w:ascii="Arial" w:cs="Arial" w:eastAsia="Arial" w:hAnsi="Arial"/>
+                <w:b/>
+                <w:bCs/>
+                <w:color w:val="1C2C4A"/>
+                <w:sz w:val="26"/>
+                <w:szCs w:val="26"/>
+              </w:rPr>
+              <w:t xml:space="preserve"/>
+            </w:r>
+            <w:r>
+              <w:rPr>
+                <w:rFonts w:ascii="Arial" w:cs="Arial" w:eastAsia="Arial" w:hAnsi="Arial"/>
+                <w:b/>
+                <w:bCs/>
+                <w:color w:val="1C2C4A"/>
+                <w:sz w:val="26"/>
+                <w:szCs w:val="26"/>
+              </w:rPr>
+              <w:t xml:space="preserve">Key question</w:t>
+            </w:r>
+          </w:p>
+          <w:p>
+            <w:pPr>
+              <w:keepNext/>
+              <w:spacing w:after="60" w:before="60"/>
+            </w:pPr>
+            <w:r>
+              <w:rPr>
+                <w:rFonts w:ascii="Arial" w:cs="Arial" w:eastAsia="Arial" w:hAnsi="Arial"/>
+                <w:b/>
+                <w:bCs/>
+                <w:sz w:val="21"/>
+                <w:szCs w:val="21"/>
+              </w:rPr>
+              <w:t xml:space="preserve">Which parts of this topic could I explain to somebody else, and which can I only recognise?</w:t>
+            </w:r>
+          </w:p>
+          <w:tbl>
+            <w:tblPr>
+              <w:tblW w:type="dxa" w:w="10026"/>
+              <w:tblBorders>
+                <w:top w:val="single" w:color="auto" w:sz="4"/>
+                <w:left w:val="single" w:color="auto" w:sz="4"/>
+                <w:bottom w:val="single" w:color="auto" w:sz="4"/>
+                <w:right w:val="single" w:color="auto" w:sz="4"/>
+                <w:insideH w:val="single" w:color="auto" w:sz="4"/>
+                <w:insideV w:val="single" w:color="auto" w:sz="4"/>
+              </w:tblBorders>
+            </w:tblPr>
+            <w:tblGrid>
+              <w:gridCol w:w="10026"/>
+            </w:tblGrid>
+            <w:tr>
+              <w:trPr>
+                <w:cantSplit/>
+                <w:trHeight w:val="460" w:hRule="exact"/>
+              </w:trPr>
+              <w:tc>
+                <w:tcPr>
+                  <w:tcW w:type="dxa" w:w="10026"/>
+                  <w:tcBorders>
+                    <w:top w:val="none" w:color="FFFFFF" w:sz="0"/>
+                    <w:left w:val="none" w:color="FFFFFF" w:sz="0"/>
+                    <w:bottom w:val="dotted" w:color="9AA8BC" w:sz="6"/>
+                    <w:right w:val="none" w:color="FFFFFF" w:sz="0"/>
+                  </w:tcBorders>
+                  <w:tcMar>
+                    <w:left w:type="dxa" w:w="0"/>
+                    <w:bottom w:type="dxa" w:w="20"/>
+                    <w:right w:type="dxa" w:w="0"/>
+                  </w:tcMar>
+                  <w:vAlign w:val="bottom"/>
+                </w:tcPr>
+                <w:p>
+                  <w:pPr>
+                    <w:spacing w:after="0" w:before="0"/>
+                  </w:pPr>
+                  <w:r>
+                    <w:rPr>
+                      <w:rFonts w:ascii="Arial" w:cs="Arial" w:eastAsia="Arial" w:hAnsi="Arial"/>
+                      <w:color w:val="5A6B85"/>
+                      <w:sz w:val="21"/>
+                      <w:szCs w:val="21"/>
+                    </w:rPr>
+                    <w:t xml:space="preserve"/>
+                  </w:r>
+                </w:p>
+              </w:tc>
+            </w:tr>
+            <w:tr>
+              <w:trPr>
+                <w:cantSplit/>
+                <w:trHeight w:val="460" w:hRule="exact"/>
+              </w:trPr>
+              <w:tc>
+                <w:tcPr>
+                  <w:tcW w:type="dxa" w:w="10026"/>
+                  <w:tcBorders>
+                    <w:top w:val="none" w:color="FFFFFF" w:sz="0"/>
+                    <w:left w:val="none" w:color="FFFFFF" w:sz="0"/>
+                    <w:bottom w:val="dotted" w:color="9AA8BC" w:sz="6"/>
+                    <w:right w:val="none" w:color="FFFFFF" w:sz="0"/>
+                  </w:tcBorders>
+                  <w:tcMar>
+                    <w:left w:type="dxa" w:w="0"/>
+                    <w:bottom w:type="dxa" w:w="20"/>
+                    <w:right w:type="dxa" w:w="0"/>
+                  </w:tcMar>
+                  <w:vAlign w:val="bottom"/>
+                </w:tcPr>
+                <w:p>
+                  <w:pPr>
+                    <w:spacing w:after="0" w:before="0"/>
+                  </w:pPr>
+                  <w:r>
+                    <w:rPr>
+                      <w:rFonts w:ascii="Arial" w:cs="Arial" w:eastAsia="Arial" w:hAnsi="Arial"/>
+                      <w:color w:val="5A6B85"/>
+                      <w:sz w:val="21"/>
+                      <w:szCs w:val="21"/>
+                    </w:rPr>
+                    <w:t xml:space="preserve"/>
+                  </w:r>
+                </w:p>
+              </w:tc>
+            </w:tr>
+            <w:tr>
+              <w:trPr>
+                <w:cantSplit/>
+                <w:trHeight w:val="460" w:hRule="exact"/>
+              </w:trPr>
+              <w:tc>
+                <w:tcPr>
+                  <w:tcW w:type="dxa" w:w="10026"/>
+                  <w:tcBorders>
+                    <w:top w:val="none" w:color="FFFFFF" w:sz="0"/>
+                    <w:left w:val="none" w:color="FFFFFF" w:sz="0"/>
+                    <w:bottom w:val="dotted" w:color="9AA8BC" w:sz="6"/>
+                    <w:right w:val="none" w:color="FFFFFF" w:sz="0"/>
+                  </w:tcBorders>
+                  <w:tcMar>
+                    <w:left w:type="dxa" w:w="0"/>
+                    <w:bottom w:type="dxa" w:w="20"/>
+                    <w:right w:type="dxa" w:w="0"/>
+                  </w:tcMar>
+                  <w:vAlign w:val="bottom"/>
+                </w:tcPr>
+                <w:p>
+                  <w:pPr>
+                    <w:spacing w:after="0" w:before="0"/>
+                  </w:pPr>
+                  <w:r>
+                    <w:rPr>
+                      <w:rFonts w:ascii="Arial" w:cs="Arial" w:eastAsia="Arial" w:hAnsi="Arial"/>
+                      <w:color w:val="5A6B85"/>
                       <w:sz w:val="21"/>
                       <w:szCs w:val="21"/>
                     </w:rPr>
